--- a/03_Outputs/final scripts/ru/Module 3/3.1.0-ru.docx
+++ b/03_Outputs/final scripts/ru/Module 3/3.1.0-ru.docx
@@ -4,7 +4,7 @@
   <w:body>
     <w:p>
       <w:r>
-        <w:t xml:space="preserve">Добро пожаловать в Главу 1: Введение в ландшафт энергетического перехода.  </w:t>
+        <w:t xml:space="preserve">Добро пожаловать в первую главу: Введение в ландшафт энергетического перехода.  </w:t>
       </w:r>
     </w:p>
     <w:p>
@@ -29,7 +29,7 @@
     </w:p>
     <w:p>
       <w:r>
-        <w:t xml:space="preserve">Наибольшие сложности возникают в странах Глобального Юга, где необходимо сокращать зависимость от ископаемого топлива, расширять доступ к электроэнергии и управлять давлением на землю и водные ресурсы. Многие также стремятся использовать возможности в области критических минералов и возобновляемых отраслей — цели, требующие амбициозных и контекстуально-специфичных стратегий.  </w:t>
+        <w:t xml:space="preserve">Наибольшие трудности возникают в странах Глобального Юга, где необходимо сокращать зависимость от ископаемого топлива, расширять доступ к электроэнергии и управлять давлением на землю и воду. Многие также стремятся использовать возможности в области критических минералов и возобновляемых отраслей — цели, требующие амбициозных и контекстуально-специфических стратегий.  </w:t>
       </w:r>
     </w:p>
     <w:p>

--- a/03_Outputs/final scripts/ru/Module 3/3.1.0-ru.docx
+++ b/03_Outputs/final scripts/ru/Module 3/3.1.0-ru.docx
@@ -9,12 +9,12 @@
     </w:p>
     <w:p>
       <w:r>
-        <w:t xml:space="preserve">Энергетические системы по всему миру претерпевают глубокие изменения. Неотложность климатических вопросов и снижение стоимости возобновляемых источников энергии сделали энергетический переход центральной темой глобальной политики и инвестиций. Десятилетие с 2020 по 2030 год является решающим для ограничения потепления до 1,5°C, а выборы сегодня формируют энергетику для будущих поколений.  </w:t>
+        <w:t xml:space="preserve">Энергетические системы по всему миру претерпевают глубокие изменения. Неотложность климатических вопросов и снижение стоимости возобновляемых источников энергии сделали энергетический переход центральной темой глобальной политики и инвестиций. Десятилетие с 2020 по 2030 год является решающим для ограничения потепления до 1,5°C, а сегодняшние решения формируют энергетику для будущих поколений.  </w:t>
       </w:r>
     </w:p>
     <w:p>
       <w:r>
-        <w:t xml:space="preserve">Прогресс ускоряется. В 2024 году было добавлено более гигаватт возобновляемой энергии — самое большое ежегодное увеличение за всю историю. Лидируют солнечная и ветровая энергия, поддерживаемые достижениями в области хранения и сетей. Ископаемое топливо постепенно уступает место более чистым источникам.  </w:t>
+        <w:t xml:space="preserve">Прогресс ускоряется. В 2024 году было добавлено более гигаватт возобновляемой энергии — самое большое ежегодное увеличение за всю историю. Лидируют солнечная и ветровая энергия, поддерживаемые развитием технологий хранения и сетей. Ископаемое топливо постепенно уступает место более чистым источникам.  </w:t>
       </w:r>
     </w:p>
     <w:p>
@@ -24,12 +24,12 @@
     </w:p>
     <w:p>
       <w:r>
-        <w:t xml:space="preserve">Критически важным является сильное управление. Помимо строительства инфраструктуры, политики и институты должны предвидеть риски и справедливо распределять возможности. Это включает обучение рабочей силы, финансирование с учетом долговой нагрузки для развивающихся стран и участие сообществ в принятии решений.  </w:t>
+        <w:t xml:space="preserve">Ключевым является сильное управление. Помимо строительства инфраструктуры, политики и институты должны предвидеть риски и справедливо распределять возможности. Это включает обучение рабочей силы, финансирование с учетом долговой нагрузки для развивающихся стран и участие сообществ в принятии решений.  </w:t>
       </w:r>
     </w:p>
     <w:p>
       <w:r>
-        <w:t xml:space="preserve">Наибольшие трудности возникают в странах Глобального Юга, где необходимо сокращать зависимость от ископаемого топлива, расширять доступ к электроэнергии и управлять давлением на землю и воду. Многие также стремятся использовать возможности в области критических минералов и возобновляемых отраслей — цели, требующие амбициозных и контекстуально-специфических стратегий.  </w:t>
+        <w:t xml:space="preserve">Наибольшие трудности возникают в странах Глобального Юга, где необходимо сокращать зависимость от ископаемого топлива, расширять доступ к электроэнергии и управлять давлением на землю и водные ресурсы. Многие также стремятся использовать возможности в области критических минералов и возобновляемых отраслей — цели, требующие амбициозных и контекстуально-специфичных стратегий.  </w:t>
       </w:r>
     </w:p>
     <w:p>
